--- a/Atividade 02 - Tipográfia Alunos.docx
+++ b/Atividade 02 - Tipográfia Alunos.docx
@@ -3073,8 +3073,6 @@
               </w:rPr>
               <w:t>Titulos para marcas e convites</w:t>
             </w:r>
-            <w:bookmarkStart w:id="0" w:name="_GoBack"/>
-            <w:bookmarkEnd w:id="0"/>
           </w:p>
         </w:tc>
         <w:tc>
@@ -3088,6 +3086,13 @@
                 <w:szCs w:val="24"/>
               </w:rPr>
             </w:pPr>
+            <w:r>
+              <w:rPr>
+                <w:sz w:val="24"/>
+                <w:szCs w:val="24"/>
+              </w:rPr>
+              <w:t>Bom para titulos e chamar a atenção</w:t>
+            </w:r>
           </w:p>
         </w:tc>
       </w:tr>
@@ -3106,6 +3111,13 @@
                 <w:szCs w:val="24"/>
               </w:rPr>
             </w:pPr>
+            <w:r>
+              <w:rPr>
+                <w:sz w:val="24"/>
+                <w:szCs w:val="24"/>
+              </w:rPr>
+              <w:t>Para escrever códigos</w:t>
+            </w:r>
           </w:p>
         </w:tc>
         <w:tc>
@@ -3119,6 +3131,13 @@
                 <w:szCs w:val="24"/>
               </w:rPr>
             </w:pPr>
+            <w:r>
+              <w:rPr>
+                <w:sz w:val="24"/>
+                <w:szCs w:val="24"/>
+              </w:rPr>
+              <w:t>Para escrever jornais,textos longos,etc</w:t>
+            </w:r>
           </w:p>
         </w:tc>
         <w:tc>
@@ -3132,6 +3151,13 @@
                 <w:szCs w:val="24"/>
               </w:rPr>
             </w:pPr>
+            <w:r>
+              <w:rPr>
+                <w:sz w:val="24"/>
+                <w:szCs w:val="24"/>
+              </w:rPr>
+              <w:t>Para jornais,textos longos</w:t>
+            </w:r>
           </w:p>
         </w:tc>
         <w:tc>
@@ -3145,6 +3171,13 @@
                 <w:szCs w:val="24"/>
               </w:rPr>
             </w:pPr>
+            <w:r>
+              <w:rPr>
+                <w:sz w:val="24"/>
+                <w:szCs w:val="24"/>
+              </w:rPr>
+              <w:t>Para jornais ou textos longos em geral</w:t>
+            </w:r>
           </w:p>
         </w:tc>
         <w:tc>
@@ -3158,6 +3191,13 @@
                 <w:szCs w:val="24"/>
               </w:rPr>
             </w:pPr>
+            <w:r>
+              <w:rPr>
+                <w:sz w:val="24"/>
+                <w:szCs w:val="24"/>
+              </w:rPr>
+              <w:t xml:space="preserve">Para textos muito longos </w:t>
+            </w:r>
           </w:p>
         </w:tc>
       </w:tr>
@@ -3385,6 +3425,51 @@
       </w:r>
     </w:p>
     <w:p/>
+    <w:p/>
+    <w:p/>
+    <w:p/>
+    <w:p/>
+    <w:p>
+      <w:r>
+        <w:drawing>
+          <wp:inline distT="0" distB="0" distL="0" distR="0" wp14:anchorId="3C5A62C0" wp14:editId="428E29ED">
+            <wp:extent cx="5400040" cy="3049270"/>
+            <wp:effectExtent l="0" t="0" r="0" b="0"/>
+            <wp:docPr id="1" name="Imagem 1"/>
+            <wp:cNvGraphicFramePr>
+              <a:graphicFrameLocks xmlns:a="http://schemas.openxmlformats.org/drawingml/2006/main" noChangeAspect="1"/>
+            </wp:cNvGraphicFramePr>
+            <a:graphic xmlns:a="http://schemas.openxmlformats.org/drawingml/2006/main">
+              <a:graphicData uri="http://schemas.openxmlformats.org/drawingml/2006/picture">
+                <pic:pic xmlns:pic="http://schemas.openxmlformats.org/drawingml/2006/picture">
+                  <pic:nvPicPr>
+                    <pic:cNvPr id="1" name=""/>
+                    <pic:cNvPicPr/>
+                  </pic:nvPicPr>
+                  <pic:blipFill>
+                    <a:blip r:embed="rId6"/>
+                    <a:stretch>
+                      <a:fillRect/>
+                    </a:stretch>
+                  </pic:blipFill>
+                  <pic:spPr>
+                    <a:xfrm>
+                      <a:off x="0" y="0"/>
+                      <a:ext cx="5400040" cy="3049270"/>
+                    </a:xfrm>
+                    <a:prstGeom prst="rect">
+                      <a:avLst/>
+                    </a:prstGeom>
+                  </pic:spPr>
+                </pic:pic>
+              </a:graphicData>
+            </a:graphic>
+          </wp:inline>
+        </w:drawing>
+      </w:r>
+      <w:bookmarkStart w:id="0" w:name="_GoBack"/>
+      <w:bookmarkEnd w:id="0"/>
+    </w:p>
     <w:sectPr>
       <w:pgSz w:w="11906" w:h="16838"/>
       <w:pgMar w:top="1417" w:right="1701" w:bottom="1417" w:left="1701" w:header="708" w:footer="708" w:gutter="0"/>
